--- a/documents/tpp/ten-day-notice.docx
+++ b/documents/tpp/ten-day-notice.docx
@@ -1,8 +1,8 @@
 
 <file path=word/document.xml><?xml version="1.0" encoding="utf-8"?>
-<w:document xmlns:wpc="http://schemas.microsoft.com/office/word/2010/wordprocessingCanvas" xmlns:cx="http://schemas.microsoft.com/office/drawing/2014/chartex" xmlns:cx1="http://schemas.microsoft.com/office/drawing/2015/9/8/chartex" xmlns:cx2="http://schemas.microsoft.com/office/drawing/2015/10/21/chartex" xmlns:cx3="http://schemas.microsoft.com/office/drawing/2016/5/9/chartex" xmlns:cx4="http://schemas.microsoft.com/office/drawing/2016/5/10/chartex" xmlns:cx5="http://schemas.microsoft.com/office/drawing/2016/5/11/chartex" xmlns:cx6="http://schemas.microsoft.com/office/drawing/2016/5/12/chartex" xmlns:cx7="http://schemas.microsoft.com/office/drawing/2016/5/13/chartex" xmlns:cx8="http://schemas.microsoft.com/office/drawing/2016/5/14/chartex" xmlns:mc="http://schemas.openxmlformats.org/markup-compatibility/2006" xmlns:aink="http://schemas.microsoft.com/office/drawing/2016/ink" xmlns:am3d="http://schemas.microsoft.com/office/drawing/2017/model3d" xmlns:o="urn:schemas-microsoft-com:office:office" xmlns:oel="http://schemas.microsoft.com/office/2019/extlst" xmlns:r="http://schemas.openxmlformats.org/officeDocument/2006/relationships" xmlns:m="http://schemas.openxmlformats.org/officeDocument/2006/math" xmlns:v="urn:schemas-microsoft-com:vml" xmlns:wp14="http://schemas.microsoft.com/office/word/2010/wordprocessingDrawing" xmlns:wp="http://schemas.openxmlformats.org/drawingml/2006/wordprocessingDrawing" xmlns:w10="urn:schemas-microsoft-com:office:word" xmlns:w="http://schemas.openxmlformats.org/wordprocessingml/2006/main" xmlns:w14="http://schemas.microsoft.com/office/word/2010/wordml" xmlns:w15="http://schemas.microsoft.com/office/word/2012/wordml" xmlns:w16cex="http://schemas.microsoft.com/office/word/2018/wordml/cex" xmlns:w16cid="http://schemas.microsoft.com/office/word/2016/wordml/cid" xmlns:w16="http://schemas.microsoft.com/office/word/2018/wordml" xmlns:w16du="http://schemas.microsoft.com/office/word/2023/wordml/word16du" xmlns:w16sdtdh="http://schemas.microsoft.com/office/word/2020/wordml/sdtdatahash" xmlns:w16sdtfl="http://schemas.microsoft.com/office/word/2024/wordml/sdtformatlock" xmlns:w16se="http://schemas.microsoft.com/office/word/2015/wordml/symex" xmlns:wpg="http://schemas.microsoft.com/office/word/2010/wordprocessingGroup" xmlns:wpi="http://schemas.microsoft.com/office/word/2010/wordprocessingInk" xmlns:wne="http://schemas.microsoft.com/office/word/2006/wordml" xmlns:wps="http://schemas.microsoft.com/office/word/2010/wordprocessingShape" mc:Ignorable="w14 w15 w16se w16cid w16 w16cex w16sdtdh w16sdtfl w16du wp14">
+<w:document xmlns:ns1="http://schemas.openxmlformats.org/markup-compatibility/2006" xmlns:ns2="http://schemas.microsoft.com/office/word/2010/wordml" xmlns:ns3="urn:schemas-microsoft-com:vml" xmlns:ns4="urn:schemas-microsoft-com:office:office" xmlns:w="http://schemas.openxmlformats.org/wordprocessingml/2006/main" ns1:Ignorable="w14 w15 w16se w16cid w16 w16cex w16sdtdh w16sdtfl w16du wp14">
   <w:body>
-    <w:p>
+    <w:p ns2:paraId="402023B1" ns2:textId="77777777">
       <w:pPr>
         <w:spacing w:before="100" w:beforeAutospacing="1" w:after="100" w:afterAutospacing="1"/>
         <w:rPr>
@@ -28,26 +28,26 @@
         <w:t xml:space="preserve"> Action Required: Your Storage Insurance Requirement Is Incomplete</w:t>
       </w:r>
     </w:p>
-    <w:p>
-      <w:pPr>
-        <w:rPr>
-          <w:rFonts w:ascii="Times New Roman" w:eastAsia="Times New Roman" w:hAnsi="Times New Roman" w:cs="Times New Roman"/>
-          <w:bCs w:val="0"/>
-          <w:szCs w:val="24"/>
-        </w:rPr>
-      </w:pPr>
-      <w:r>
-        <w:rPr>
-          <w:rFonts w:ascii="Times New Roman" w:eastAsia="Times New Roman" w:hAnsi="Times New Roman" w:cs="Times New Roman"/>
-          <w:bCs w:val="0"/>
-          <w:szCs w:val="24"/>
-        </w:rPr>
-        <w:pict w14:anchorId="54ABDBC6">
-          <v:rect id="_x0000_i1025" style="width:0;height:1.5pt" o:hralign="center" o:hrstd="t" o:hr="t" fillcolor="#a0a0a0" stroked="f"/>
+    <w:p ns2:paraId="2C061ABD" ns2:textId="77777777">
+      <w:pPr>
+        <w:rPr>
+          <w:rFonts w:ascii="Times New Roman" w:eastAsia="Times New Roman" w:hAnsi="Times New Roman" w:cs="Times New Roman"/>
+          <w:bCs w:val="0"/>
+          <w:szCs w:val="24"/>
+        </w:rPr>
+      </w:pPr>
+      <w:r>
+        <w:rPr>
+          <w:rFonts w:ascii="Times New Roman" w:eastAsia="Times New Roman" w:hAnsi="Times New Roman" w:cs="Times New Roman"/>
+          <w:bCs w:val="0"/>
+          <w:szCs w:val="24"/>
+        </w:rPr>
+        <w:pict ns2:anchorId="54ABDBC6">
+          <ns3:rect id="_x0000_i1025" style="width:0;height:1.5pt" ns4:hralign="center" ns4:hrstd="t" ns4:hr="t" fillcolor="#a0a0a0" stroked="f"/>
         </w:pict>
       </w:r>
     </w:p>
-    <w:p>
+    <w:p ns2:paraId="013C8B8C" ns2:textId="77777777">
       <w:pPr>
         <w:spacing w:before="100" w:beforeAutospacing="1" w:after="100" w:afterAutospacing="1"/>
         <w:rPr>
@@ -65,7 +65,7 @@
         <w:t>Dear [Tenant Name],</w:t>
       </w:r>
     </w:p>
-    <w:p>
+    <w:p ns2:paraId="0AC226E5" ns2:textId="77777777">
       <w:pPr>
         <w:spacing w:before="100" w:beforeAutospacing="1" w:after="100" w:afterAutospacing="1"/>
         <w:rPr>
@@ -83,7 +83,7 @@
         <w:t>Your Storage Unit Needs Insurance Coverage Immediately</w:t>
       </w:r>
     </w:p>
-    <w:p>
+    <w:p ns2:paraId="555AD909" ns2:textId="77777777">
       <w:pPr>
         <w:spacing w:before="100" w:beforeAutospacing="1" w:after="100" w:afterAutospacing="1"/>
         <w:rPr>
@@ -133,7 +133,7 @@
         <w:t xml:space="preserve"> to keep your account in compliance.</w:t>
       </w:r>
     </w:p>
-    <w:p>
+    <w:p ns2:paraId="19451C4E" ns2:textId="34A67135">
       <w:pPr>
         <w:spacing w:before="100" w:beforeAutospacing="1" w:after="100" w:afterAutospacing="1"/>
         <w:rPr>
@@ -156,15 +156,15 @@
           <w:b/>
           <w:szCs w:val="24"/>
         </w:rPr>
-        <w:t>PROTEGO</w:t>
-      </w:r>
-      <w:r>
-        <w:rPr>
-          <w:rFonts w:ascii="Times New Roman" w:eastAsia="Times New Roman" w:hAnsi="Times New Roman" w:cs="Times New Roman"/>
-          <w:b/>
-          <w:szCs w:val="24"/>
-        </w:rPr>
-        <w:t xml:space="preserve"> Protection</w:t>
+        <w:t>TPP Secure Protection</w:t>
+      </w:r>
+      <w:r>
+        <w:rPr>
+          <w:rFonts w:ascii="Times New Roman" w:eastAsia="Times New Roman" w:hAnsi="Times New Roman" w:cs="Times New Roman"/>
+          <w:b/>
+          <w:szCs w:val="24"/>
+        </w:rPr>
+        <w:t xml:space="preserve"/>
       </w:r>
       <w:r>
         <w:rPr>
@@ -175,26 +175,26 @@
         <w:t>—purpose-built coverage designed specifically for self-storage at just $12/month.</w:t>
       </w:r>
     </w:p>
-    <w:p>
-      <w:pPr>
-        <w:rPr>
-          <w:rFonts w:ascii="Times New Roman" w:eastAsia="Times New Roman" w:hAnsi="Times New Roman" w:cs="Times New Roman"/>
-          <w:bCs w:val="0"/>
-          <w:szCs w:val="24"/>
-        </w:rPr>
-      </w:pPr>
-      <w:r>
-        <w:rPr>
-          <w:rFonts w:ascii="Times New Roman" w:eastAsia="Times New Roman" w:hAnsi="Times New Roman" w:cs="Times New Roman"/>
-          <w:bCs w:val="0"/>
-          <w:szCs w:val="24"/>
-        </w:rPr>
-        <w:pict w14:anchorId="601B15E4">
-          <v:rect id="_x0000_i1026" style="width:0;height:1.5pt" o:hralign="center" o:hrstd="t" o:hr="t" fillcolor="#a0a0a0" stroked="f"/>
+    <w:p ns2:paraId="0B5B9908" ns2:textId="77777777">
+      <w:pPr>
+        <w:rPr>
+          <w:rFonts w:ascii="Times New Roman" w:eastAsia="Times New Roman" w:hAnsi="Times New Roman" w:cs="Times New Roman"/>
+          <w:bCs w:val="0"/>
+          <w:szCs w:val="24"/>
+        </w:rPr>
+      </w:pPr>
+      <w:r>
+        <w:rPr>
+          <w:rFonts w:ascii="Times New Roman" w:eastAsia="Times New Roman" w:hAnsi="Times New Roman" w:cs="Times New Roman"/>
+          <w:bCs w:val="0"/>
+          <w:szCs w:val="24"/>
+        </w:rPr>
+        <w:pict ns2:anchorId="601B15E4">
+          <ns3:rect id="_x0000_i1026" style="width:0;height:1.5pt" ns4:hralign="center" ns4:hrstd="t" ns4:hr="t" fillcolor="#a0a0a0" stroked="f"/>
         </w:pict>
       </w:r>
     </w:p>
-    <w:p>
+    <w:p ns2:paraId="540A8054" ns2:textId="0BD6A52F">
       <w:pPr>
         <w:spacing w:before="100" w:beforeAutospacing="1" w:after="100" w:afterAutospacing="1"/>
         <w:rPr>
@@ -217,18 +217,18 @@
           <w:b/>
           <w:szCs w:val="24"/>
         </w:rPr>
-        <w:t>PROTEGO</w:t>
-      </w:r>
-      <w:r>
-        <w:rPr>
-          <w:rFonts w:ascii="Times New Roman" w:eastAsia="Times New Roman" w:hAnsi="Times New Roman" w:cs="Times New Roman"/>
-          <w:b/>
-          <w:szCs w:val="24"/>
-        </w:rPr>
-        <w:t xml:space="preserve"> Protection Is Your Best Option</w:t>
-      </w:r>
-    </w:p>
-    <w:p>
+        <w:t>TPP Secure Protection</w:t>
+      </w:r>
+      <w:r>
+        <w:rPr>
+          <w:rFonts w:ascii="Times New Roman" w:eastAsia="Times New Roman" w:hAnsi="Times New Roman" w:cs="Times New Roman"/>
+          <w:b/>
+          <w:szCs w:val="24"/>
+        </w:rPr>
+        <w:t xml:space="preserve"> Is Your Best Option</w:t>
+      </w:r>
+    </w:p>
+    <w:p ns2:paraId="31E9E7BD" ns2:textId="77777777">
       <w:pPr>
         <w:spacing w:before="100" w:beforeAutospacing="1" w:after="100" w:afterAutospacing="1"/>
         <w:rPr>
@@ -246,7 +246,7 @@
         <w:t>1. Instant Coverage—No Waiting, No Hassle</w:t>
       </w:r>
     </w:p>
-    <w:p>
+    <w:p ns2:paraId="756C139A" ns2:textId="77777777">
       <w:pPr>
         <w:spacing w:before="100" w:beforeAutospacing="1" w:after="100" w:afterAutospacing="1"/>
         <w:rPr>
@@ -264,7 +264,7 @@
         <w:t>Simply confirm enrollment and you're protected immediately. No applications, no underwriting, no delays. Your belongings are covered today.</w:t>
       </w:r>
     </w:p>
-    <w:p>
+    <w:p ns2:paraId="4E38E1E5" ns2:textId="77777777">
       <w:pPr>
         <w:spacing w:before="100" w:beforeAutospacing="1" w:after="100" w:afterAutospacing="1"/>
         <w:rPr>
@@ -282,7 +282,7 @@
         <w:t>2. Costs Less Than Your Insurance Deductible</w:t>
       </w:r>
     </w:p>
-    <w:p>
+    <w:p ns2:paraId="773EFE35" ns2:textId="5BFAA598">
       <w:pPr>
         <w:spacing w:before="100" w:beforeAutospacing="1" w:after="100" w:afterAutospacing="1"/>
         <w:rPr>
@@ -321,23 +321,23 @@
           <w:bCs w:val="0"/>
           <w:szCs w:val="24"/>
         </w:rPr>
-        <w:t>PROTEGO</w:t>
-      </w:r>
-      <w:r>
-        <w:rPr>
-          <w:rFonts w:ascii="Times New Roman" w:eastAsia="Times New Roman" w:hAnsi="Times New Roman" w:cs="Times New Roman"/>
-          <w:bCs w:val="0"/>
-          <w:szCs w:val="24"/>
-        </w:rPr>
-        <w:t xml:space="preserve"> Protection costs a fraction of most $500-$1,000 insurance deductibles. And unlike traditional insurance, </w:t>
-      </w:r>
-      <w:r>
-        <w:rPr>
-          <w:rFonts w:ascii="Times New Roman" w:eastAsia="Times New Roman" w:hAnsi="Times New Roman" w:cs="Times New Roman"/>
-          <w:bCs w:val="0"/>
-          <w:szCs w:val="24"/>
-        </w:rPr>
-        <w:t>PROTEGO</w:t>
+        <w:t>TPP Secure Protection</w:t>
+      </w:r>
+      <w:r>
+        <w:rPr>
+          <w:rFonts w:ascii="Times New Roman" w:eastAsia="Times New Roman" w:hAnsi="Times New Roman" w:cs="Times New Roman"/>
+          <w:bCs w:val="0"/>
+          <w:szCs w:val="24"/>
+        </w:rPr>
+        <w:t xml:space="preserve"> costs a fraction of most $500-$1,000 insurance deductibles. And unlike traditional insurance, </w:t>
+      </w:r>
+      <w:r>
+        <w:rPr>
+          <w:rFonts w:ascii="Times New Roman" w:eastAsia="Times New Roman" w:hAnsi="Times New Roman" w:cs="Times New Roman"/>
+          <w:bCs w:val="0"/>
+          <w:szCs w:val="24"/>
+        </w:rPr>
+        <w:t>TPP Secure</w:t>
       </w:r>
       <w:r>
         <w:rPr>
@@ -364,7 +364,7 @@
         <w:t>—full coverage from dollar one.</w:t>
       </w:r>
     </w:p>
-    <w:p>
+    <w:p ns2:paraId="46AB264C" ns2:textId="77777777">
       <w:pPr>
         <w:spacing w:before="100" w:beforeAutospacing="1" w:after="100" w:afterAutospacing="1"/>
         <w:rPr>
@@ -382,7 +382,7 @@
         <w:t>3. Protects Your Personal Insurance</w:t>
       </w:r>
     </w:p>
-    <w:p>
+    <w:p ns2:paraId="2EE912F1" ns2:textId="1F43DDF8">
       <w:pPr>
         <w:spacing w:before="100" w:beforeAutospacing="1" w:after="100" w:afterAutospacing="1"/>
         <w:rPr>
@@ -406,7 +406,7 @@
           <w:bCs w:val="0"/>
           <w:szCs w:val="24"/>
         </w:rPr>
-        <w:t>an</w:t>
+        <w:t>a TPP Secure</w:t>
       </w:r>
       <w:proofErr w:type="gramEnd"/>
       <w:r>
@@ -415,15 +415,15 @@
           <w:bCs w:val="0"/>
           <w:szCs w:val="24"/>
         </w:rPr>
-        <w:t xml:space="preserve"> </w:t>
-      </w:r>
-      <w:r>
-        <w:rPr>
-          <w:rFonts w:ascii="Times New Roman" w:eastAsia="Times New Roman" w:hAnsi="Times New Roman" w:cs="Times New Roman"/>
-          <w:bCs w:val="0"/>
-          <w:szCs w:val="24"/>
-        </w:rPr>
-        <w:t>PROTEGO</w:t>
+        <w:t xml:space="preserve"/>
+      </w:r>
+      <w:r>
+        <w:rPr>
+          <w:rFonts w:ascii="Times New Roman" w:eastAsia="Times New Roman" w:hAnsi="Times New Roman" w:cs="Times New Roman"/>
+          <w:bCs w:val="0"/>
+          <w:szCs w:val="24"/>
+        </w:rPr>
+        <w:t/>
       </w:r>
       <w:r>
         <w:rPr>
@@ -452,7 +452,7 @@
         <w:t xml:space="preserve"> with no rate increases or claims history impact.</w:t>
       </w:r>
     </w:p>
-    <w:p>
+    <w:p ns2:paraId="3E887F84" ns2:textId="77777777">
       <w:pPr>
         <w:spacing w:before="100" w:beforeAutospacing="1" w:after="100" w:afterAutospacing="1"/>
         <w:rPr>
@@ -470,22 +470,22 @@
         <w:t>4. Full Replacement Cost</w:t>
       </w:r>
     </w:p>
-    <w:p>
-      <w:pPr>
-        <w:spacing w:before="100" w:beforeAutospacing="1" w:after="100" w:afterAutospacing="1"/>
-        <w:rPr>
-          <w:rFonts w:ascii="Times New Roman" w:eastAsia="Times New Roman" w:hAnsi="Times New Roman" w:cs="Times New Roman"/>
-          <w:bCs w:val="0"/>
-          <w:szCs w:val="24"/>
-        </w:rPr>
-      </w:pPr>
-      <w:r>
-        <w:rPr>
-          <w:rFonts w:ascii="Times New Roman" w:eastAsia="Times New Roman" w:hAnsi="Times New Roman" w:cs="Times New Roman"/>
-          <w:bCs w:val="0"/>
-          <w:szCs w:val="24"/>
-        </w:rPr>
-        <w:t>PROTEGO</w:t>
+    <w:p ns2:paraId="1590CE3C" ns2:textId="6E84E96E">
+      <w:pPr>
+        <w:spacing w:before="100" w:beforeAutospacing="1" w:after="100" w:afterAutospacing="1"/>
+        <w:rPr>
+          <w:rFonts w:ascii="Times New Roman" w:eastAsia="Times New Roman" w:hAnsi="Times New Roman" w:cs="Times New Roman"/>
+          <w:bCs w:val="0"/>
+          <w:szCs w:val="24"/>
+        </w:rPr>
+      </w:pPr>
+      <w:r>
+        <w:rPr>
+          <w:rFonts w:ascii="Times New Roman" w:eastAsia="Times New Roman" w:hAnsi="Times New Roman" w:cs="Times New Roman"/>
+          <w:bCs w:val="0"/>
+          <w:szCs w:val="24"/>
+        </w:rPr>
+        <w:t>TPP Secure</w:t>
       </w:r>
       <w:r>
         <w:rPr>
@@ -514,7 +514,7 @@
         <w:t xml:space="preserve"> your belongings.</w:t>
       </w:r>
     </w:p>
-    <w:p>
+    <w:p ns2:paraId="6F44A11F" ns2:textId="77777777">
       <w:pPr>
         <w:spacing w:before="100" w:beforeAutospacing="1" w:after="100" w:afterAutospacing="1"/>
         <w:rPr>
@@ -532,7 +532,7 @@
         <w:t>5. Built Specifically for Storage Units</w:t>
       </w:r>
     </w:p>
-    <w:p>
+    <w:p ns2:paraId="36E60D7C" ns2:textId="10917107">
       <w:pPr>
         <w:spacing w:before="100" w:beforeAutospacing="1" w:after="100" w:afterAutospacing="1"/>
         <w:rPr>
@@ -555,18 +555,18 @@
           <w:bCs w:val="0"/>
           <w:szCs w:val="24"/>
         </w:rPr>
-        <w:t>PROTEGO</w:t>
-      </w:r>
-      <w:r>
-        <w:rPr>
-          <w:rFonts w:ascii="Times New Roman" w:eastAsia="Times New Roman" w:hAnsi="Times New Roman" w:cs="Times New Roman"/>
-          <w:bCs w:val="0"/>
-          <w:szCs w:val="24"/>
-        </w:rPr>
-        <w:t xml:space="preserve"> Protection covers the real threats:</w:t>
-      </w:r>
-    </w:p>
-    <w:p>
+        <w:t>TPP Secure Protection</w:t>
+      </w:r>
+      <w:r>
+        <w:rPr>
+          <w:rFonts w:ascii="Times New Roman" w:eastAsia="Times New Roman" w:hAnsi="Times New Roman" w:cs="Times New Roman"/>
+          <w:bCs w:val="0"/>
+          <w:szCs w:val="24"/>
+        </w:rPr>
+        <w:t xml:space="preserve"> covers the real threats:</w:t>
+      </w:r>
+    </w:p>
+    <w:p ns2:paraId="32A02531" ns2:textId="77777777">
       <w:pPr>
         <w:numPr>
           <w:ilvl w:val="0"/>
@@ -588,7 +588,7 @@
         <w:t>Fire and explosion</w:t>
       </w:r>
     </w:p>
-    <w:p>
+    <w:p ns2:paraId="44BF85CB" ns2:textId="77777777">
       <w:pPr>
         <w:numPr>
           <w:ilvl w:val="0"/>
@@ -611,7 +611,7 @@
         <w:t>Theft and burglary</w:t>
       </w:r>
     </w:p>
-    <w:p>
+    <w:p ns2:paraId="027C910B" ns2:textId="77777777">
       <w:pPr>
         <w:numPr>
           <w:ilvl w:val="0"/>
@@ -633,7 +633,7 @@
         <w:t>Water damage</w:t>
       </w:r>
     </w:p>
-    <w:p>
+    <w:p ns2:paraId="7FD513BB" ns2:textId="77777777">
       <w:pPr>
         <w:numPr>
           <w:ilvl w:val="0"/>
@@ -655,7 +655,7 @@
         <w:t>Windstorms and building collapse</w:t>
       </w:r>
     </w:p>
-    <w:p>
+    <w:p ns2:paraId="2C62EABE" ns2:textId="77777777">
       <w:pPr>
         <w:numPr>
           <w:ilvl w:val="0"/>
@@ -677,7 +677,7 @@
         <w:t>Vandalism</w:t>
       </w:r>
     </w:p>
-    <w:p>
+    <w:p ns2:paraId="69D44487" ns2:textId="77777777">
       <w:pPr>
         <w:numPr>
           <w:ilvl w:val="0"/>
@@ -699,7 +699,7 @@
         <w:t>Rodent damage (up to $500)</w:t>
       </w:r>
     </w:p>
-    <w:p>
+    <w:p ns2:paraId="0F55D027" ns2:textId="77777777">
       <w:pPr>
         <w:spacing w:before="100" w:beforeAutospacing="1" w:after="100" w:afterAutospacing="1"/>
         <w:rPr>
@@ -717,7 +717,7 @@
         <w:t>6. Fast Claims, No Red Tape</w:t>
       </w:r>
     </w:p>
-    <w:p>
+    <w:p ns2:paraId="6A1F2B3A" ns2:textId="3580231D">
       <w:pPr>
         <w:spacing w:before="100" w:beforeAutospacing="1" w:after="100" w:afterAutospacing="1"/>
         <w:rPr>
@@ -740,15 +740,15 @@
           <w:b/>
           <w:szCs w:val="24"/>
         </w:rPr>
-        <w:t>PROTEGO</w:t>
-      </w:r>
-      <w:r>
-        <w:rPr>
-          <w:rFonts w:ascii="Times New Roman" w:eastAsia="Times New Roman" w:hAnsi="Times New Roman" w:cs="Times New Roman"/>
-          <w:b/>
-          <w:szCs w:val="24"/>
-        </w:rPr>
-        <w:t>Claims.com</w:t>
+        <w:t>TPPClaims.com</w:t>
+      </w:r>
+      <w:r>
+        <w:rPr>
+          <w:rFonts w:ascii="Times New Roman" w:eastAsia="Times New Roman" w:hAnsi="Times New Roman" w:cs="Times New Roman"/>
+          <w:b/>
+          <w:szCs w:val="24"/>
+        </w:rPr>
+        <w:t/>
       </w:r>
       <w:r>
         <w:rPr>
@@ -764,7 +764,7 @@
           <w:bCs w:val="0"/>
           <w:szCs w:val="24"/>
         </w:rPr>
-        <w:t>PROTEGO</w:t>
+        <w:t>TPP Secure</w:t>
       </w:r>
       <w:r>
         <w:rPr>
@@ -791,7 +791,7 @@
         <w:t xml:space="preserve"> for eight consecutive years.</w:t>
       </w:r>
     </w:p>
-    <w:p>
+    <w:p ns2:paraId="48CA3FB7" ns2:textId="77777777">
       <w:pPr>
         <w:spacing w:before="100" w:beforeAutospacing="1" w:after="100" w:afterAutospacing="1"/>
         <w:rPr>
@@ -809,7 +809,7 @@
         <w:t>Coverage Options:</w:t>
       </w:r>
     </w:p>
-    <w:p>
+    <w:p ns2:paraId="11FB1BB0" ns2:textId="77777777">
       <w:pPr>
         <w:numPr>
           <w:ilvl w:val="0"/>
@@ -839,7 +839,7 @@
         <w:t xml:space="preserve"> – $12/month</w:t>
       </w:r>
     </w:p>
-    <w:p>
+    <w:p ns2:paraId="6961D7FF" ns2:textId="77777777">
       <w:pPr>
         <w:numPr>
           <w:ilvl w:val="0"/>
@@ -869,7 +869,7 @@
         <w:t xml:space="preserve"> – $15/month</w:t>
       </w:r>
     </w:p>
-    <w:p>
+    <w:p ns2:paraId="69A84027" ns2:textId="77777777">
       <w:pPr>
         <w:numPr>
           <w:ilvl w:val="0"/>
@@ -899,26 +899,26 @@
         <w:t xml:space="preserve"> – $21/month</w:t>
       </w:r>
     </w:p>
-    <w:p>
-      <w:pPr>
-        <w:rPr>
-          <w:rFonts w:ascii="Times New Roman" w:eastAsia="Times New Roman" w:hAnsi="Times New Roman" w:cs="Times New Roman"/>
-          <w:bCs w:val="0"/>
-          <w:szCs w:val="24"/>
-        </w:rPr>
-      </w:pPr>
-      <w:r>
-        <w:rPr>
-          <w:rFonts w:ascii="Times New Roman" w:eastAsia="Times New Roman" w:hAnsi="Times New Roman" w:cs="Times New Roman"/>
-          <w:bCs w:val="0"/>
-          <w:szCs w:val="24"/>
-        </w:rPr>
-        <w:pict w14:anchorId="0A23B94D">
-          <v:rect id="_x0000_i1027" style="width:0;height:1.5pt" o:hralign="center" o:hrstd="t" o:hr="t" fillcolor="#a0a0a0" stroked="f"/>
+    <w:p ns2:paraId="76B2154C" ns2:textId="77777777">
+      <w:pPr>
+        <w:rPr>
+          <w:rFonts w:ascii="Times New Roman" w:eastAsia="Times New Roman" w:hAnsi="Times New Roman" w:cs="Times New Roman"/>
+          <w:bCs w:val="0"/>
+          <w:szCs w:val="24"/>
+        </w:rPr>
+      </w:pPr>
+      <w:r>
+        <w:rPr>
+          <w:rFonts w:ascii="Times New Roman" w:eastAsia="Times New Roman" w:hAnsi="Times New Roman" w:cs="Times New Roman"/>
+          <w:bCs w:val="0"/>
+          <w:szCs w:val="24"/>
+        </w:rPr>
+        <w:pict ns2:anchorId="0A23B94D">
+          <ns3:rect id="_x0000_i1027" style="width:0;height:1.5pt" ns4:hralign="center" ns4:hrstd="t" ns4:hr="t" fillcolor="#a0a0a0" stroked="f"/>
         </w:pict>
       </w:r>
     </w:p>
-    <w:p>
+    <w:p ns2:paraId="28E7EB7D" ns2:textId="356FA29A">
       <w:pPr>
         <w:spacing w:before="100" w:beforeAutospacing="1" w:after="100" w:afterAutospacing="1"/>
         <w:rPr>
@@ -941,18 +941,18 @@
           <w:b/>
           <w:szCs w:val="24"/>
         </w:rPr>
-        <w:t>PROTEGO</w:t>
-      </w:r>
-      <w:r>
-        <w:rPr>
-          <w:rFonts w:ascii="Times New Roman" w:eastAsia="Times New Roman" w:hAnsi="Times New Roman" w:cs="Times New Roman"/>
-          <w:b/>
-          <w:szCs w:val="24"/>
-        </w:rPr>
-        <w:t xml:space="preserve"> Protection?</w:t>
-      </w:r>
-    </w:p>
-    <w:p>
+        <w:t>TPP Secure Protection</w:t>
+      </w:r>
+      <w:r>
+        <w:rPr>
+          <w:rFonts w:ascii="Times New Roman" w:eastAsia="Times New Roman" w:hAnsi="Times New Roman" w:cs="Times New Roman"/>
+          <w:b/>
+          <w:szCs w:val="24"/>
+        </w:rPr>
+        <w:t xml:space="preserve">?</w:t>
+      </w:r>
+    </w:p>
+    <w:p ns2:paraId="6441DD05" ns2:textId="77777777">
       <w:pPr>
         <w:spacing w:before="100" w:beforeAutospacing="1" w:after="100" w:afterAutospacing="1"/>
         <w:rPr>
@@ -970,7 +970,7 @@
         <w:t>Contact us today to activate your coverage:</w:t>
       </w:r>
     </w:p>
-    <w:p>
+    <w:p ns2:paraId="4DC8F503" ns2:textId="77777777">
       <w:pPr>
         <w:numPr>
           <w:ilvl w:val="0"/>
@@ -1000,7 +1000,7 @@
         <w:t xml:space="preserve"> [Facility Name] and speak with your manager</w:t>
       </w:r>
     </w:p>
-    <w:p>
+    <w:p ns2:paraId="316C5905" ns2:textId="77777777">
       <w:pPr>
         <w:numPr>
           <w:ilvl w:val="0"/>
@@ -1030,7 +1030,7 @@
         <w:t xml:space="preserve"> support@myownpolicy.com</w:t>
       </w:r>
     </w:p>
-    <w:p>
+    <w:p ns2:paraId="249FE1FF" ns2:textId="77777777">
       <w:pPr>
         <w:spacing w:before="100" w:beforeAutospacing="1" w:after="100" w:afterAutospacing="1"/>
         <w:rPr>
@@ -1048,26 +1048,26 @@
         <w:t>Your protection starts immediately upon enrollment.</w:t>
       </w:r>
     </w:p>
-    <w:p>
-      <w:pPr>
-        <w:rPr>
-          <w:rFonts w:ascii="Times New Roman" w:eastAsia="Times New Roman" w:hAnsi="Times New Roman" w:cs="Times New Roman"/>
-          <w:bCs w:val="0"/>
-          <w:szCs w:val="24"/>
-        </w:rPr>
-      </w:pPr>
-      <w:r>
-        <w:rPr>
-          <w:rFonts w:ascii="Times New Roman" w:eastAsia="Times New Roman" w:hAnsi="Times New Roman" w:cs="Times New Roman"/>
-          <w:bCs w:val="0"/>
-          <w:szCs w:val="24"/>
-        </w:rPr>
-        <w:pict w14:anchorId="178880EA">
-          <v:rect id="_x0000_i1028" style="width:0;height:1.5pt" o:hralign="center" o:hrstd="t" o:hr="t" fillcolor="#a0a0a0" stroked="f"/>
+    <w:p ns2:paraId="24ADAA90" ns2:textId="77777777">
+      <w:pPr>
+        <w:rPr>
+          <w:rFonts w:ascii="Times New Roman" w:eastAsia="Times New Roman" w:hAnsi="Times New Roman" w:cs="Times New Roman"/>
+          <w:bCs w:val="0"/>
+          <w:szCs w:val="24"/>
+        </w:rPr>
+      </w:pPr>
+      <w:r>
+        <w:rPr>
+          <w:rFonts w:ascii="Times New Roman" w:eastAsia="Times New Roman" w:hAnsi="Times New Roman" w:cs="Times New Roman"/>
+          <w:bCs w:val="0"/>
+          <w:szCs w:val="24"/>
+        </w:rPr>
+        <w:pict ns2:anchorId="178880EA">
+          <ns3:rect id="_x0000_i1028" style="width:0;height:1.5pt" ns4:hralign="center" ns4:hrstd="t" ns4:hr="t" fillcolor="#a0a0a0" stroked="f"/>
         </w:pict>
       </w:r>
     </w:p>
-    <w:p>
+    <w:p ns2:paraId="35750F42" ns2:textId="77777777">
       <w:pPr>
         <w:spacing w:before="100" w:beforeAutospacing="1" w:after="100" w:afterAutospacing="1"/>
         <w:rPr>
@@ -1085,7 +1085,7 @@
         <w:t>Prefer to Use Your Own Insurance Instead?</w:t>
       </w:r>
     </w:p>
-    <w:p>
+    <w:p ns2:paraId="66D7329D" ns2:textId="77777777">
       <w:pPr>
         <w:spacing w:before="100" w:beforeAutospacing="1" w:after="100" w:afterAutospacing="1"/>
         <w:rPr>
@@ -1119,7 +1119,7 @@
         <w:t>.</w:t>
       </w:r>
     </w:p>
-    <w:p>
+    <w:p ns2:paraId="68BD907E" ns2:textId="77777777">
       <w:pPr>
         <w:spacing w:before="100" w:beforeAutospacing="1" w:after="100" w:afterAutospacing="1"/>
         <w:rPr>
@@ -1155,7 +1155,7 @@
         <w:t xml:space="preserve"> the following:</w:t>
       </w:r>
     </w:p>
-    <w:p>
+    <w:p ns2:paraId="4B5D1B59" ns2:textId="77777777">
       <w:pPr>
         <w:spacing w:before="100" w:beforeAutospacing="1" w:after="100" w:afterAutospacing="1"/>
         <w:rPr>
@@ -1349,7 +1349,7 @@
         <w:t xml:space="preserve"> clearly shown</w:t>
       </w:r>
     </w:p>
-    <w:p>
+    <w:p ns2:paraId="4DEEFC8C" ns2:textId="77777777">
       <w:pPr>
         <w:spacing w:before="100" w:beforeAutospacing="1" w:after="100" w:afterAutospacing="1"/>
         <w:rPr>
@@ -1367,7 +1367,7 @@
         <w:t>How to Submit:</w:t>
       </w:r>
     </w:p>
-    <w:p>
+    <w:p ns2:paraId="645B712E" ns2:textId="77777777">
       <w:pPr>
         <w:numPr>
           <w:ilvl w:val="0"/>
@@ -1397,7 +1397,7 @@
         <w:t xml:space="preserve"> (or type https://myownpolicy.com into your browser)</w:t>
       </w:r>
     </w:p>
-    <w:p>
+    <w:p ns2:paraId="2311E840" ns2:textId="77777777">
       <w:pPr>
         <w:numPr>
           <w:ilvl w:val="0"/>
@@ -1427,7 +1427,7 @@
         <w:t xml:space="preserve"> meeting all criteria above</w:t>
       </w:r>
     </w:p>
-    <w:p>
+    <w:p ns2:paraId="0107A05E" ns2:textId="06D1DC49">
       <w:pPr>
         <w:numPr>
           <w:ilvl w:val="0"/>
@@ -1462,18 +1462,18 @@
           <w:bCs w:val="0"/>
           <w:szCs w:val="24"/>
         </w:rPr>
-        <w:t>PROTEGO</w:t>
-      </w:r>
-      <w:r>
-        <w:rPr>
-          <w:rFonts w:ascii="Times New Roman" w:eastAsia="Times New Roman" w:hAnsi="Times New Roman" w:cs="Times New Roman"/>
-          <w:bCs w:val="0"/>
-          <w:szCs w:val="24"/>
-        </w:rPr>
-        <w:t xml:space="preserve"> Protection enrollment</w:t>
-      </w:r>
-    </w:p>
-    <w:p>
+        <w:t>TPP Secure Protection</w:t>
+      </w:r>
+      <w:r>
+        <w:rPr>
+          <w:rFonts w:ascii="Times New Roman" w:eastAsia="Times New Roman" w:hAnsi="Times New Roman" w:cs="Times New Roman"/>
+          <w:bCs w:val="0"/>
+          <w:szCs w:val="24"/>
+        </w:rPr>
+        <w:t xml:space="preserve"> enrollment</w:t>
+      </w:r>
+    </w:p>
+    <w:p ns2:paraId="1C9FE3B5" ns2:textId="77777777">
       <w:pPr>
         <w:numPr>
           <w:ilvl w:val="0"/>
@@ -1503,7 +1503,7 @@
         <w:t xml:space="preserve"> via email once reviewed</w:t>
       </w:r>
     </w:p>
-    <w:p>
+    <w:p ns2:paraId="3CEF5B04" ns2:textId="6383376D">
       <w:pPr>
         <w:spacing w:before="100" w:beforeAutospacing="1" w:after="100" w:afterAutospacing="1"/>
         <w:rPr>
@@ -1526,37 +1526,37 @@
           <w:b/>
           <w:szCs w:val="24"/>
         </w:rPr>
-        <w:t>PROTEGO</w:t>
-      </w:r>
-      <w:r>
-        <w:rPr>
-          <w:rFonts w:ascii="Times New Roman" w:eastAsia="Times New Roman" w:hAnsi="Times New Roman" w:cs="Times New Roman"/>
-          <w:b/>
-          <w:szCs w:val="24"/>
-        </w:rPr>
-        <w:t xml:space="preserve"> Protection.</w:t>
-      </w:r>
-    </w:p>
-    <w:p>
-      <w:pPr>
-        <w:rPr>
-          <w:rFonts w:ascii="Times New Roman" w:eastAsia="Times New Roman" w:hAnsi="Times New Roman" w:cs="Times New Roman"/>
-          <w:bCs w:val="0"/>
-          <w:szCs w:val="24"/>
-        </w:rPr>
-      </w:pPr>
-      <w:r>
-        <w:rPr>
-          <w:rFonts w:ascii="Times New Roman" w:eastAsia="Times New Roman" w:hAnsi="Times New Roman" w:cs="Times New Roman"/>
-          <w:bCs w:val="0"/>
-          <w:szCs w:val="24"/>
-        </w:rPr>
-        <w:pict w14:anchorId="6AC63E7D">
-          <v:rect id="_x0000_i1029" style="width:0;height:1.5pt" o:hralign="center" o:hrstd="t" o:hr="t" fillcolor="#a0a0a0" stroked="f"/>
+        <w:t>TPP Secure Protection</w:t>
+      </w:r>
+      <w:r>
+        <w:rPr>
+          <w:rFonts w:ascii="Times New Roman" w:eastAsia="Times New Roman" w:hAnsi="Times New Roman" w:cs="Times New Roman"/>
+          <w:b/>
+          <w:szCs w:val="24"/>
+        </w:rPr>
+        <w:t xml:space="preserve">.</w:t>
+      </w:r>
+    </w:p>
+    <w:p ns2:paraId="458379A3" ns2:textId="77777777">
+      <w:pPr>
+        <w:rPr>
+          <w:rFonts w:ascii="Times New Roman" w:eastAsia="Times New Roman" w:hAnsi="Times New Roman" w:cs="Times New Roman"/>
+          <w:bCs w:val="0"/>
+          <w:szCs w:val="24"/>
+        </w:rPr>
+      </w:pPr>
+      <w:r>
+        <w:rPr>
+          <w:rFonts w:ascii="Times New Roman" w:eastAsia="Times New Roman" w:hAnsi="Times New Roman" w:cs="Times New Roman"/>
+          <w:bCs w:val="0"/>
+          <w:szCs w:val="24"/>
+        </w:rPr>
+        <w:pict ns2:anchorId="6AC63E7D">
+          <ns3:rect id="_x0000_i1029" style="width:0;height:1.5pt" ns4:hralign="center" ns4:hrstd="t" ns4:hr="t" fillcolor="#a0a0a0" stroked="f"/>
         </w:pict>
       </w:r>
     </w:p>
-    <w:p>
+    <w:p ns2:paraId="5FDE47D1" ns2:textId="77777777">
       <w:pPr>
         <w:spacing w:before="100" w:beforeAutospacing="1" w:after="100" w:afterAutospacing="1"/>
         <w:rPr>
@@ -1574,7 +1574,7 @@
         <w:t>What Happens If You Don't Respond</w:t>
       </w:r>
     </w:p>
-    <w:p>
+    <w:p ns2:paraId="6D760273" ns2:textId="58B9A9AA">
       <w:pPr>
         <w:spacing w:before="100" w:beforeAutospacing="1" w:after="100" w:afterAutospacing="1"/>
         <w:rPr>
@@ -1621,15 +1621,15 @@
           <w:b/>
           <w:szCs w:val="24"/>
         </w:rPr>
-        <w:t>PROTEGO</w:t>
-      </w:r>
-      <w:r>
-        <w:rPr>
-          <w:rFonts w:ascii="Times New Roman" w:eastAsia="Times New Roman" w:hAnsi="Times New Roman" w:cs="Times New Roman"/>
-          <w:b/>
-          <w:szCs w:val="24"/>
-        </w:rPr>
-        <w:t xml:space="preserve"> Protection at $12/</w:t>
+        <w:t>TPP Secure Protection</w:t>
+      </w:r>
+      <w:r>
+        <w:rPr>
+          <w:rFonts w:ascii="Times New Roman" w:eastAsia="Times New Roman" w:hAnsi="Times New Roman" w:cs="Times New Roman"/>
+          <w:b/>
+          <w:szCs w:val="24"/>
+        </w:rPr>
+        <w:t xml:space="preserve"> at $12/</w:t>
       </w:r>
       <w:proofErr w:type="gramStart"/>
       <w:r>
@@ -1650,7 +1650,7 @@
         <w:t xml:space="preserve"> and the charge will appear on your next invoice.</w:t>
       </w:r>
     </w:p>
-    <w:p>
+    <w:p ns2:paraId="6348FAB3" ns2:textId="77777777">
       <w:pPr>
         <w:spacing w:before="100" w:beforeAutospacing="1" w:after="100" w:afterAutospacing="1"/>
         <w:rPr>
@@ -1668,7 +1668,7 @@
         <w:t>This automatic enrollment ensures:</w:t>
       </w:r>
     </w:p>
-    <w:p>
+    <w:p ns2:paraId="01C687DD" ns2:textId="77777777">
       <w:pPr>
         <w:numPr>
           <w:ilvl w:val="0"/>
@@ -1690,7 +1690,7 @@
         <w:t>Your belongings are immediately protected</w:t>
       </w:r>
     </w:p>
-    <w:p>
+    <w:p ns2:paraId="3856CCCD" ns2:textId="77777777">
       <w:pPr>
         <w:numPr>
           <w:ilvl w:val="0"/>
@@ -1712,7 +1712,7 @@
         <w:t>Your lease remains in compliance</w:t>
       </w:r>
     </w:p>
-    <w:p>
+    <w:p ns2:paraId="74FBB20F" ns2:textId="77777777">
       <w:pPr>
         <w:numPr>
           <w:ilvl w:val="0"/>
@@ -1734,26 +1734,26 @@
         <w:t>No coverage gaps that could leave you vulnerable</w:t>
       </w:r>
     </w:p>
-    <w:p>
-      <w:pPr>
-        <w:rPr>
-          <w:rFonts w:ascii="Times New Roman" w:eastAsia="Times New Roman" w:hAnsi="Times New Roman" w:cs="Times New Roman"/>
-          <w:bCs w:val="0"/>
-          <w:szCs w:val="24"/>
-        </w:rPr>
-      </w:pPr>
-      <w:r>
-        <w:rPr>
-          <w:rFonts w:ascii="Times New Roman" w:eastAsia="Times New Roman" w:hAnsi="Times New Roman" w:cs="Times New Roman"/>
-          <w:bCs w:val="0"/>
-          <w:szCs w:val="24"/>
-        </w:rPr>
-        <w:pict w14:anchorId="52582510">
-          <v:rect id="_x0000_i1030" style="width:0;height:1.5pt" o:hralign="center" o:hrstd="t" o:hr="t" fillcolor="#a0a0a0" stroked="f"/>
+    <w:p ns2:paraId="76EAD545" ns2:textId="77777777">
+      <w:pPr>
+        <w:rPr>
+          <w:rFonts w:ascii="Times New Roman" w:eastAsia="Times New Roman" w:hAnsi="Times New Roman" w:cs="Times New Roman"/>
+          <w:bCs w:val="0"/>
+          <w:szCs w:val="24"/>
+        </w:rPr>
+      </w:pPr>
+      <w:r>
+        <w:rPr>
+          <w:rFonts w:ascii="Times New Roman" w:eastAsia="Times New Roman" w:hAnsi="Times New Roman" w:cs="Times New Roman"/>
+          <w:bCs w:val="0"/>
+          <w:szCs w:val="24"/>
+        </w:rPr>
+        <w:pict ns2:anchorId="52582510">
+          <ns3:rect id="_x0000_i1030" style="width:0;height:1.5pt" ns4:hralign="center" ns4:hrstd="t" ns4:hr="t" fillcolor="#a0a0a0" stroked="f"/>
         </w:pict>
       </w:r>
     </w:p>
-    <w:p>
+    <w:p ns2:paraId="2A04A098" ns2:textId="77777777">
       <w:pPr>
         <w:spacing w:before="100" w:beforeAutospacing="1" w:after="100" w:afterAutospacing="1"/>
         <w:rPr>
@@ -1771,7 +1771,7 @@
         <w:t>The Bottom Line</w:t>
       </w:r>
     </w:p>
-    <w:p>
+    <w:p ns2:paraId="0E91A9AF" ns2:textId="77777777">
       <w:pPr>
         <w:spacing w:before="100" w:beforeAutospacing="1" w:after="100" w:afterAutospacing="1"/>
         <w:rPr>
@@ -1789,7 +1789,7 @@
         <w:t>You have three options—choose one within 10 days:</w:t>
       </w:r>
     </w:p>
-    <w:p>
+    <w:p ns2:paraId="0527567A" ns2:textId="7A3A5F45">
       <w:pPr>
         <w:numPr>
           <w:ilvl w:val="0"/>
@@ -1816,15 +1816,15 @@
           <w:b/>
           <w:szCs w:val="24"/>
         </w:rPr>
-        <w:t>PROTEGO</w:t>
-      </w:r>
-      <w:r>
-        <w:rPr>
-          <w:rFonts w:ascii="Times New Roman" w:eastAsia="Times New Roman" w:hAnsi="Times New Roman" w:cs="Times New Roman"/>
-          <w:b/>
-          <w:szCs w:val="24"/>
-        </w:rPr>
-        <w:t xml:space="preserve"> Protection</w:t>
+        <w:t>TPP Secure Protection</w:t>
+      </w:r>
+      <w:r>
+        <w:rPr>
+          <w:rFonts w:ascii="Times New Roman" w:eastAsia="Times New Roman" w:hAnsi="Times New Roman" w:cs="Times New Roman"/>
+          <w:b/>
+          <w:szCs w:val="24"/>
+        </w:rPr>
+        <w:t xml:space="preserve"/>
       </w:r>
       <w:r>
         <w:rPr>
@@ -1835,7 +1835,7 @@
         <w:t xml:space="preserve"> – Contact us to activate coverage immediately</w:t>
       </w:r>
     </w:p>
-    <w:p>
+    <w:p ns2:paraId="512D26C3" ns2:textId="77777777">
       <w:pPr>
         <w:numPr>
           <w:ilvl w:val="0"/>
@@ -1865,7 +1865,7 @@
         <w:t xml:space="preserve"> – Upload at MyOwnPolicy.com with all required criteria</w:t>
       </w:r>
     </w:p>
-    <w:p>
+    <w:p ns2:paraId="4C34F9A1" ns2:textId="586DF217">
       <w:pPr>
         <w:numPr>
           <w:ilvl w:val="0"/>
@@ -1900,18 +1900,18 @@
           <w:bCs w:val="0"/>
           <w:szCs w:val="24"/>
         </w:rPr>
-        <w:t>PROTEGO</w:t>
-      </w:r>
-      <w:r>
-        <w:rPr>
-          <w:rFonts w:ascii="Times New Roman" w:eastAsia="Times New Roman" w:hAnsi="Times New Roman" w:cs="Times New Roman"/>
-          <w:bCs w:val="0"/>
-          <w:szCs w:val="24"/>
-        </w:rPr>
-        <w:t xml:space="preserve"> Protection enrollment at $12/month</w:t>
-      </w:r>
-    </w:p>
-    <w:p>
+        <w:t>TPP Secure Protection</w:t>
+      </w:r>
+      <w:r>
+        <w:rPr>
+          <w:rFonts w:ascii="Times New Roman" w:eastAsia="Times New Roman" w:hAnsi="Times New Roman" w:cs="Times New Roman"/>
+          <w:bCs w:val="0"/>
+          <w:szCs w:val="24"/>
+        </w:rPr>
+        <w:t xml:space="preserve"> enrollment at $12/month</w:t>
+      </w:r>
+    </w:p>
+    <w:p ns2:paraId="275979D2" ns2:textId="062D6C58">
       <w:pPr>
         <w:spacing w:before="100" w:beforeAutospacing="1" w:after="100" w:afterAutospacing="1"/>
         <w:rPr>
@@ -1934,15 +1934,15 @@
           <w:b/>
           <w:szCs w:val="24"/>
         </w:rPr>
-        <w:t>PROTEGO</w:t>
-      </w:r>
-      <w:r>
-        <w:rPr>
-          <w:rFonts w:ascii="Times New Roman" w:eastAsia="Times New Roman" w:hAnsi="Times New Roman" w:cs="Times New Roman"/>
-          <w:b/>
-          <w:szCs w:val="24"/>
-        </w:rPr>
-        <w:t xml:space="preserve"> Protection</w:t>
+        <w:t>TPP Secure Protection</w:t>
+      </w:r>
+      <w:r>
+        <w:rPr>
+          <w:rFonts w:ascii="Times New Roman" w:eastAsia="Times New Roman" w:hAnsi="Times New Roman" w:cs="Times New Roman"/>
+          <w:b/>
+          <w:szCs w:val="24"/>
+        </w:rPr>
+        <w:t xml:space="preserve"/>
       </w:r>
       <w:r>
         <w:rPr>
@@ -1953,26 +1953,26 @@
         <w:t xml:space="preserve"> for its comprehensive coverage, zero hassle, and protection of your personal insurance rates.</w:t>
       </w:r>
     </w:p>
-    <w:p>
-      <w:pPr>
-        <w:rPr>
-          <w:rFonts w:ascii="Times New Roman" w:eastAsia="Times New Roman" w:hAnsi="Times New Roman" w:cs="Times New Roman"/>
-          <w:bCs w:val="0"/>
-          <w:szCs w:val="24"/>
-        </w:rPr>
-      </w:pPr>
-      <w:r>
-        <w:rPr>
-          <w:rFonts w:ascii="Times New Roman" w:eastAsia="Times New Roman" w:hAnsi="Times New Roman" w:cs="Times New Roman"/>
-          <w:bCs w:val="0"/>
-          <w:szCs w:val="24"/>
-        </w:rPr>
-        <w:pict w14:anchorId="1A92C722">
-          <v:rect id="_x0000_i1031" style="width:0;height:1.5pt" o:hralign="center" o:hrstd="t" o:hr="t" fillcolor="#a0a0a0" stroked="f"/>
+    <w:p ns2:paraId="2EA32915" ns2:textId="77777777">
+      <w:pPr>
+        <w:rPr>
+          <w:rFonts w:ascii="Times New Roman" w:eastAsia="Times New Roman" w:hAnsi="Times New Roman" w:cs="Times New Roman"/>
+          <w:bCs w:val="0"/>
+          <w:szCs w:val="24"/>
+        </w:rPr>
+      </w:pPr>
+      <w:r>
+        <w:rPr>
+          <w:rFonts w:ascii="Times New Roman" w:eastAsia="Times New Roman" w:hAnsi="Times New Roman" w:cs="Times New Roman"/>
+          <w:bCs w:val="0"/>
+          <w:szCs w:val="24"/>
+        </w:rPr>
+        <w:pict ns2:anchorId="1A92C722">
+          <ns3:rect id="_x0000_i1031" style="width:0;height:1.5pt" ns4:hralign="center" ns4:hrstd="t" ns4:hr="t" fillcolor="#a0a0a0" stroked="f"/>
         </w:pict>
       </w:r>
     </w:p>
-    <w:p>
+    <w:p ns2:paraId="446BE285" ns2:textId="77777777">
       <w:pPr>
         <w:spacing w:before="100" w:beforeAutospacing="1" w:after="100" w:afterAutospacing="1"/>
         <w:rPr>
@@ -1990,7 +1990,7 @@
         <w:t>Questions? Contact Us Now</w:t>
       </w:r>
     </w:p>
-    <w:p>
+    <w:p ns2:paraId="79DDE4A0" ns2:textId="42917F18">
       <w:pPr>
         <w:numPr>
           <w:ilvl w:val="0"/>
@@ -2009,15 +2009,15 @@
           <w:b/>
           <w:szCs w:val="24"/>
         </w:rPr>
-        <w:t>PROTEGO</w:t>
-      </w:r>
-      <w:r>
-        <w:rPr>
-          <w:rFonts w:ascii="Times New Roman" w:eastAsia="Times New Roman" w:hAnsi="Times New Roman" w:cs="Times New Roman"/>
-          <w:b/>
-          <w:szCs w:val="24"/>
-        </w:rPr>
-        <w:t xml:space="preserve"> Protection enrollment:</w:t>
+        <w:t>TPP Secure Protection</w:t>
+      </w:r>
+      <w:r>
+        <w:rPr>
+          <w:rFonts w:ascii="Times New Roman" w:eastAsia="Times New Roman" w:hAnsi="Times New Roman" w:cs="Times New Roman"/>
+          <w:b/>
+          <w:szCs w:val="24"/>
+        </w:rPr>
+        <w:t xml:space="preserve"> enrollment:</w:t>
       </w:r>
       <w:r>
         <w:rPr>
@@ -2028,7 +2028,7 @@
         <w:t xml:space="preserve"> Contact [Facility Name] or email support@myownpolicy.com</w:t>
       </w:r>
     </w:p>
-    <w:p>
+    <w:p ns2:paraId="5098C5EF" ns2:textId="77777777">
       <w:pPr>
         <w:numPr>
           <w:ilvl w:val="0"/>
@@ -2058,7 +2058,7 @@
         <w:t xml:space="preserve"> Visit MyOwnPolicy.com</w:t>
       </w:r>
     </w:p>
-    <w:p>
+    <w:p ns2:paraId="0FEE4CC0" ns2:textId="77777777">
       <w:pPr>
         <w:numPr>
           <w:ilvl w:val="0"/>
@@ -2088,7 +2088,7 @@
         <w:t xml:space="preserve"> Email support@myownpolicy.com (response within one business day)</w:t>
       </w:r>
     </w:p>
-    <w:p>
+    <w:p ns2:paraId="44031CF2" ns2:textId="28FB0098">
       <w:pPr>
         <w:numPr>
           <w:ilvl w:val="0"/>
@@ -2115,15 +2115,15 @@
           <w:b/>
           <w:szCs w:val="24"/>
         </w:rPr>
-        <w:t>PROTEGO</w:t>
-      </w:r>
-      <w:r>
-        <w:rPr>
-          <w:rFonts w:ascii="Times New Roman" w:eastAsia="Times New Roman" w:hAnsi="Times New Roman" w:cs="Times New Roman"/>
-          <w:b/>
-          <w:szCs w:val="24"/>
-        </w:rPr>
-        <w:t xml:space="preserve"> terms:</w:t>
+        <w:t>TPP Secure terms</w:t>
+      </w:r>
+      <w:r>
+        <w:rPr>
+          <w:rFonts w:ascii="Times New Roman" w:eastAsia="Times New Roman" w:hAnsi="Times New Roman" w:cs="Times New Roman"/>
+          <w:b/>
+          <w:szCs w:val="24"/>
+        </w:rPr>
+        <w:t xml:space="preserve">:</w:t>
       </w:r>
       <w:r>
         <w:rPr>
@@ -2139,37 +2139,37 @@
           <w:bCs w:val="0"/>
           <w:szCs w:val="24"/>
         </w:rPr>
-        <w:t>PROTEGO</w:t>
-      </w:r>
-      <w:r>
-        <w:rPr>
-          <w:rFonts w:ascii="Times New Roman" w:eastAsia="Times New Roman" w:hAnsi="Times New Roman" w:cs="Times New Roman"/>
-          <w:bCs w:val="0"/>
-          <w:szCs w:val="24"/>
-        </w:rPr>
-        <w:t>TermsConditions.com</w:t>
-      </w:r>
-    </w:p>
-    <w:p>
-      <w:pPr>
-        <w:rPr>
-          <w:rFonts w:ascii="Times New Roman" w:eastAsia="Times New Roman" w:hAnsi="Times New Roman" w:cs="Times New Roman"/>
-          <w:bCs w:val="0"/>
-          <w:szCs w:val="24"/>
-        </w:rPr>
-      </w:pPr>
-      <w:r>
-        <w:rPr>
-          <w:rFonts w:ascii="Times New Roman" w:eastAsia="Times New Roman" w:hAnsi="Times New Roman" w:cs="Times New Roman"/>
-          <w:bCs w:val="0"/>
-          <w:szCs w:val="24"/>
-        </w:rPr>
-        <w:pict w14:anchorId="0BEE218C">
-          <v:rect id="_x0000_i1032" style="width:0;height:1.5pt" o:hralign="center" o:hrstd="t" o:hr="t" fillcolor="#a0a0a0" stroked="f"/>
+        <w:t>TPPTermsAndConditions.com</w:t>
+      </w:r>
+      <w:r>
+        <w:rPr>
+          <w:rFonts w:ascii="Times New Roman" w:eastAsia="Times New Roman" w:hAnsi="Times New Roman" w:cs="Times New Roman"/>
+          <w:bCs w:val="0"/>
+          <w:szCs w:val="24"/>
+        </w:rPr>
+        <w:t/>
+      </w:r>
+    </w:p>
+    <w:p ns2:paraId="467A366C" ns2:textId="77777777">
+      <w:pPr>
+        <w:rPr>
+          <w:rFonts w:ascii="Times New Roman" w:eastAsia="Times New Roman" w:hAnsi="Times New Roman" w:cs="Times New Roman"/>
+          <w:bCs w:val="0"/>
+          <w:szCs w:val="24"/>
+        </w:rPr>
+      </w:pPr>
+      <w:r>
+        <w:rPr>
+          <w:rFonts w:ascii="Times New Roman" w:eastAsia="Times New Roman" w:hAnsi="Times New Roman" w:cs="Times New Roman"/>
+          <w:bCs w:val="0"/>
+          <w:szCs w:val="24"/>
+        </w:rPr>
+        <w:pict ns2:anchorId="0BEE218C">
+          <ns3:rect id="_x0000_i1032" style="width:0;height:1.5pt" ns4:hralign="center" ns4:hrstd="t" ns4:hr="t" fillcolor="#a0a0a0" stroked="f"/>
         </w:pict>
       </w:r>
     </w:p>
-    <w:p>
+    <w:p ns2:paraId="5986A426" ns2:textId="77777777">
       <w:pPr>
         <w:spacing w:before="100" w:beforeAutospacing="1" w:after="100" w:afterAutospacing="1"/>
         <w:rPr>
@@ -2205,7 +2205,7 @@
         <w:t xml:space="preserve"> today to ensure continuous coverage and lease compliance.</w:t>
       </w:r>
     </w:p>
-    <w:p>
+    <w:p ns2:paraId="1D543A9F" ns2:textId="77777777">
       <w:pPr>
         <w:spacing w:before="100" w:beforeAutospacing="1" w:after="100" w:afterAutospacing="1"/>
         <w:rPr>
@@ -2232,26 +2232,26 @@
         <w:t>[Facility Name] Management</w:t>
       </w:r>
     </w:p>
-    <w:p>
-      <w:pPr>
-        <w:rPr>
-          <w:rFonts w:ascii="Times New Roman" w:eastAsia="Times New Roman" w:hAnsi="Times New Roman" w:cs="Times New Roman"/>
-          <w:bCs w:val="0"/>
-          <w:szCs w:val="24"/>
-        </w:rPr>
-      </w:pPr>
-      <w:r>
-        <w:rPr>
-          <w:rFonts w:ascii="Times New Roman" w:eastAsia="Times New Roman" w:hAnsi="Times New Roman" w:cs="Times New Roman"/>
-          <w:bCs w:val="0"/>
-          <w:szCs w:val="24"/>
-        </w:rPr>
-        <w:pict w14:anchorId="4989A232">
-          <v:rect id="_x0000_i1033" style="width:0;height:1.5pt" o:hralign="center" o:hrstd="t" o:hr="t" fillcolor="#a0a0a0" stroked="f"/>
+    <w:p ns2:paraId="4359A00E" ns2:textId="77777777">
+      <w:pPr>
+        <w:rPr>
+          <w:rFonts w:ascii="Times New Roman" w:eastAsia="Times New Roman" w:hAnsi="Times New Roman" w:cs="Times New Roman"/>
+          <w:bCs w:val="0"/>
+          <w:szCs w:val="24"/>
+        </w:rPr>
+      </w:pPr>
+      <w:r>
+        <w:rPr>
+          <w:rFonts w:ascii="Times New Roman" w:eastAsia="Times New Roman" w:hAnsi="Times New Roman" w:cs="Times New Roman"/>
+          <w:bCs w:val="0"/>
+          <w:szCs w:val="24"/>
+        </w:rPr>
+        <w:pict ns2:anchorId="4989A232">
+          <ns3:rect id="_x0000_i1033" style="width:0;height:1.5pt" ns4:hralign="center" ns4:hrstd="t" ns4:hr="t" fillcolor="#a0a0a0" stroked="f"/>
         </w:pict>
       </w:r>
     </w:p>
-    <w:p>
+    <w:p ns2:paraId="605E1F10" ns2:textId="39255A39">
       <w:pPr>
         <w:spacing w:before="100" w:beforeAutospacing="1" w:after="100" w:afterAutospacing="1"/>
         <w:rPr>
@@ -2284,18 +2284,18 @@
           <w:bCs w:val="0"/>
           <w:szCs w:val="24"/>
         </w:rPr>
-        <w:t>PROTEGO</w:t>
-      </w:r>
-      <w:r>
-        <w:rPr>
-          <w:rFonts w:ascii="Times New Roman" w:eastAsia="Times New Roman" w:hAnsi="Times New Roman" w:cs="Times New Roman"/>
-          <w:bCs w:val="0"/>
-          <w:szCs w:val="24"/>
-        </w:rPr>
-        <w:t xml:space="preserve"> Protection or submit your own insurance, act now to avoid automatic enrollment charges and ensure your belongings are protected immediately.</w:t>
-      </w:r>
-    </w:p>
-    <w:p/>
+        <w:t>TPP Secure Protection</w:t>
+      </w:r>
+      <w:r>
+        <w:rPr>
+          <w:rFonts w:ascii="Times New Roman" w:eastAsia="Times New Roman" w:hAnsi="Times New Roman" w:cs="Times New Roman"/>
+          <w:bCs w:val="0"/>
+          <w:szCs w:val="24"/>
+        </w:rPr>
+        <w:t xml:space="preserve"> or submit your own insurance, act now to avoid automatic enrollment charges and ensure your belongings are protected immediately.</w:t>
+      </w:r>
+    </w:p>
+    <w:p ns2:paraId="7EC7501E" ns2:textId="77777777"/>
     <w:sectPr>
       <w:pgSz w:w="12240" w:h="15840"/>
       <w:pgMar w:top="1440" w:right="1440" w:bottom="1440" w:left="1440" w:header="720" w:footer="720" w:gutter="0"/>
